--- a/data_store/word/Hướng dẫn về lần thay tã đầu tiên của bé.docx
+++ b/data_store/word/Hướng dẫn về lần thay tã đầu tiên của bé.docx
@@ -224,64 +224,6 @@
       </w:r>
     </w:p>
     <w:p>
-      <w:pPr>
-        <w:spacing w:after="0"/>
-      </w:pPr>
-      <w:r>
-        <w:rPr>
-          <w:noProof/>
-        </w:rPr>
-        <w:drawing>
-          <wp:inline distT="0" distB="0" distL="0" distR="0">
-            <wp:extent cx="4763135" cy="3574415"/>
-            <wp:effectExtent l="0" t="0" r="0" b="6985"/>
-            <wp:docPr id="3" name="Picture 3" descr="&#10;Hầu hết trẻ sơ sinh cần thay 6 đến 10 chiếc tã mỗi ngày trong vài tháng đầu tiên&#10;"/>
-            <wp:cNvGraphicFramePr>
-              <a:graphicFrameLocks xmlns:a="http://schemas.openxmlformats.org/drawingml/2006/main" noChangeAspect="1"/>
-            </wp:cNvGraphicFramePr>
-            <a:graphic xmlns:a="http://schemas.openxmlformats.org/drawingml/2006/main">
-              <a:graphicData uri="http://schemas.openxmlformats.org/drawingml/2006/picture">
-                <pic:pic xmlns:pic="http://schemas.openxmlformats.org/drawingml/2006/picture">
-                  <pic:nvPicPr>
-                    <pic:cNvPr id="0" name="Picture 1" descr="&#10;Hầu hết trẻ sơ sinh cần thay 6 đến 10 chiếc tã mỗi ngày trong vài tháng đầu tiên&#10;"/>
-                    <pic:cNvPicPr>
-                      <a:picLocks noChangeAspect="1" noChangeArrowheads="1"/>
-                    </pic:cNvPicPr>
-                  </pic:nvPicPr>
-                  <pic:blipFill>
-                    <a:blip r:embed="rId10">
-                      <a:extLst>
-                        <a:ext uri="{28A0092B-C50C-407E-A947-70E740481C1C}">
-                          <a14:useLocalDpi xmlns:a14="http://schemas.microsoft.com/office/drawing/2010/main" val="0"/>
-                        </a:ext>
-                      </a:extLst>
-                    </a:blip>
-                    <a:srcRect/>
-                    <a:stretch>
-                      <a:fillRect/>
-                    </a:stretch>
-                  </pic:blipFill>
-                  <pic:spPr bwMode="auto">
-                    <a:xfrm>
-                      <a:off x="0" y="0"/>
-                      <a:ext cx="4763135" cy="3574415"/>
-                    </a:xfrm>
-                    <a:prstGeom prst="rect">
-                      <a:avLst/>
-                    </a:prstGeom>
-                    <a:noFill/>
-                    <a:ln>
-                      <a:noFill/>
-                    </a:ln>
-                  </pic:spPr>
-                </pic:pic>
-              </a:graphicData>
-            </a:graphic>
-          </wp:inline>
-        </w:drawing>
-      </w:r>
-    </w:p>
-    <w:p>
       <w:r>
         <w:t xml:space="preserve">Hầu hết trẻ sơ sinh cần thay 6 đến 10 chiếc tã mỗi ngày trong vài tháng đầu tiên </w:t>
       </w:r>
@@ -373,7 +315,7 @@
       <w:r>
         <w:t xml:space="preserve">Lau nhẹ nhàng từ trước ra sau, điều này rất quan trọng để ngăn ngừa </w:t>
       </w:r>
-      <w:hyperlink r:id="rId11" w:history="1">
+      <w:hyperlink r:id="rId10" w:history="1">
         <w:r>
           <w:rPr>
             <w:rStyle w:val="Hyperlink"/>
@@ -386,7 +328,7 @@
       <w:r>
         <w:t xml:space="preserve">, đặc biệt là ở trẻ em gái, đảm bảo rằng bạn lau sạch mọi nếp nhăn. Quá trình này có thể cần nhiều lần lau nếu bé đại tiện nhiều. Đối với trẻ sơ sinh hoặc </w:t>
       </w:r>
-      <w:hyperlink r:id="rId12" w:history="1">
+      <w:hyperlink r:id="rId11" w:history="1">
         <w:r>
           <w:rPr>
             <w:rStyle w:val="Hyperlink"/>
@@ -397,11 +339,7 @@
         </w:r>
       </w:hyperlink>
       <w:r>
-        <w:t xml:space="preserve">, hãy dùng bông </w:t>
-      </w:r>
-      <w:r>
-        <w:lastRenderedPageBreak/>
-        <w:t>gòn hoặc gạc và nước ấm. Vỗ khô mông của bé. Nếu là bé trai, hãy giữ tã hoặc khăn sạch cho trẻ trong khi thay tã để trẻ không tè vào bạn.</w:t>
+        <w:t>, hãy dùng bông gòn hoặc gạc và nước ấm. Vỗ khô mông của bé. Nếu là bé trai, hãy giữ tã hoặc khăn sạch cho trẻ trong khi thay tã để trẻ không tè vào bạn.</w:t>
       </w:r>
     </w:p>
     <w:p>
@@ -492,59 +430,6 @@
       <w:pPr>
         <w:spacing w:after="0"/>
       </w:pPr>
-      <w:r>
-        <w:rPr>
-          <w:noProof/>
-        </w:rPr>
-        <w:drawing>
-          <wp:inline distT="0" distB="0" distL="0" distR="0">
-            <wp:extent cx="7140575" cy="4763135"/>
-            <wp:effectExtent l="0" t="0" r="3175" b="0"/>
-            <wp:docPr id="2" name="Picture 2" descr="&#10;Hầu hết các bậc cha mẹ đều mắc phải những sai lầm phổ biến khi thay tã cho bé&#10;"/>
-            <wp:cNvGraphicFramePr>
-              <a:graphicFrameLocks xmlns:a="http://schemas.openxmlformats.org/drawingml/2006/main" noChangeAspect="1"/>
-            </wp:cNvGraphicFramePr>
-            <a:graphic xmlns:a="http://schemas.openxmlformats.org/drawingml/2006/main">
-              <a:graphicData uri="http://schemas.openxmlformats.org/drawingml/2006/picture">
-                <pic:pic xmlns:pic="http://schemas.openxmlformats.org/drawingml/2006/picture">
-                  <pic:nvPicPr>
-                    <pic:cNvPr id="0" name="Picture 2" descr="&#10;Hầu hết các bậc cha mẹ đều mắc phải những sai lầm phổ biến khi thay tã cho bé&#10;"/>
-                    <pic:cNvPicPr>
-                      <a:picLocks noChangeAspect="1" noChangeArrowheads="1"/>
-                    </pic:cNvPicPr>
-                  </pic:nvPicPr>
-                  <pic:blipFill>
-                    <a:blip r:embed="rId13">
-                      <a:extLst>
-                        <a:ext uri="{28A0092B-C50C-407E-A947-70E740481C1C}">
-                          <a14:useLocalDpi xmlns:a14="http://schemas.microsoft.com/office/drawing/2010/main" val="0"/>
-                        </a:ext>
-                      </a:extLst>
-                    </a:blip>
-                    <a:srcRect/>
-                    <a:stretch>
-                      <a:fillRect/>
-                    </a:stretch>
-                  </pic:blipFill>
-                  <pic:spPr bwMode="auto">
-                    <a:xfrm>
-                      <a:off x="0" y="0"/>
-                      <a:ext cx="7140575" cy="4763135"/>
-                    </a:xfrm>
-                    <a:prstGeom prst="rect">
-                      <a:avLst/>
-                    </a:prstGeom>
-                    <a:noFill/>
-                    <a:ln>
-                      <a:noFill/>
-                    </a:ln>
-                  </pic:spPr>
-                </pic:pic>
-              </a:graphicData>
-            </a:graphic>
-          </wp:inline>
-        </w:drawing>
-      </w:r>
     </w:p>
     <w:p>
       <w:r>
@@ -572,10 +457,11 @@
       <w:pPr>
         <w:pStyle w:val="NormalWeb"/>
       </w:pPr>
+      <w:bookmarkStart w:id="0" w:name="_GoBack"/>
       <w:r>
         <w:t xml:space="preserve">Với trẻ sơ sinh, bạn sẽ nên theo dõi số lần thay tã mỗi ngày. Đây là một chỉ số hữu ích để đánh giá về việc trẻ đang uống đủ sữa mẹ hay </w:t>
       </w:r>
-      <w:hyperlink r:id="rId14" w:history="1">
+      <w:hyperlink r:id="rId12" w:history="1">
         <w:r>
           <w:rPr>
             <w:rStyle w:val="Hyperlink"/>
@@ -612,7 +498,7 @@
       <w:r>
         <w:t xml:space="preserve">Khi thay tã cho bé trai, đừng ngại lau nhẹ dương vật và vùng xung quanh và bên dưới </w:t>
       </w:r>
-      <w:hyperlink r:id="rId15" w:history="1">
+      <w:hyperlink r:id="rId13" w:history="1">
         <w:r>
           <w:rPr>
             <w:rStyle w:val="Hyperlink"/>
@@ -633,7 +519,7 @@
       <w:r>
         <w:t xml:space="preserve">Khi thay tã cho bé gái, bạn cần phải nhớ lau từ trước ra sau để tránh nhiễm trùng đường tiết niệu cho bé. Bạn có thể cần nhẹ nhàng tách và lau phần </w:t>
       </w:r>
-      <w:hyperlink r:id="rId16" w:history="1">
+      <w:hyperlink r:id="rId14" w:history="1">
         <w:r>
           <w:rPr>
             <w:rStyle w:val="Hyperlink"/>
@@ -646,7 +532,7 @@
       <w:r>
         <w:t xml:space="preserve"> và đảm bảo rằng không có phân gần lối vào </w:t>
       </w:r>
-      <w:hyperlink r:id="rId17" w:history="1">
+      <w:hyperlink r:id="rId15" w:history="1">
         <w:r>
           <w:rPr>
             <w:rStyle w:val="Hyperlink"/>
@@ -689,7 +575,11 @@
         <w:pStyle w:val="NormalWeb"/>
       </w:pPr>
       <w:r>
-        <w:t>Sẽ tốt hơn nếu kéo quần áo của em bé xuống dưới thay vì kéo lên trên đầu, để tránh làm tình trạng chất bẩn dính ra nhiều nơi hơn. Sau đó, quần áo bẩn có thể được cho vào túi nhựa cho đến khi bạn mang chúng đi giặt. Nếu bạn thường xuyên gặp phải tính trạng này, có lẽ đã đến lúc bạn cần xem xét việc thay đổi kích thước tã cho bé.</w:t>
+        <w:t>Sẽ tốt hơn nếu kéo quần áo của em bé xuống dưới thay vì kéo lên trên đầu, để tránh làm tình trạng chất bẩn dính ra nhiều nơi hơn. Sau đó, quần áo bẩn có thể được cho vào túi nhựa cho đến khi bạn mang chúng đi giặt. Nếu bạn thường xuyên gặp phải tính trạng này, có lẽ đã đến lúc bạn cần xem xét việc thay đổi kích thước tã cho bé</w:t>
+      </w:r>
+      <w:bookmarkEnd w:id="0"/>
+      <w:r>
+        <w:t>.</w:t>
       </w:r>
     </w:p>
     <w:p>
@@ -716,7 +606,7 @@
       <w:r>
         <w:t xml:space="preserve">Khoa nhi tại hệ thống </w:t>
       </w:r>
-      <w:hyperlink r:id="rId18" w:history="1">
+      <w:hyperlink r:id="rId16" w:history="1">
         <w:r>
           <w:rPr>
             <w:rStyle w:val="Hyperlink"/>
@@ -810,60 +700,6 @@
       <w:pPr>
         <w:spacing w:after="0"/>
       </w:pPr>
-      <w:r>
-        <w:rPr>
-          <w:noProof/>
-        </w:rPr>
-        <w:lastRenderedPageBreak/>
-        <w:drawing>
-          <wp:inline distT="0" distB="0" distL="0" distR="0">
-            <wp:extent cx="7140575" cy="4854575"/>
-            <wp:effectExtent l="0" t="0" r="3175" b="3175"/>
-            <wp:docPr id="1" name="Picture 1" descr="&#10;Với trẻ sơ sinh, bạn sẽ nên theo dõi số lần thay tã mỗi ngày&#10;"/>
-            <wp:cNvGraphicFramePr>
-              <a:graphicFrameLocks xmlns:a="http://schemas.openxmlformats.org/drawingml/2006/main" noChangeAspect="1"/>
-            </wp:cNvGraphicFramePr>
-            <a:graphic xmlns:a="http://schemas.openxmlformats.org/drawingml/2006/main">
-              <a:graphicData uri="http://schemas.openxmlformats.org/drawingml/2006/picture">
-                <pic:pic xmlns:pic="http://schemas.openxmlformats.org/drawingml/2006/picture">
-                  <pic:nvPicPr>
-                    <pic:cNvPr id="0" name="Picture 3" descr="&#10;Với trẻ sơ sinh, bạn sẽ nên theo dõi số lần thay tã mỗi ngày&#10;"/>
-                    <pic:cNvPicPr>
-                      <a:picLocks noChangeAspect="1" noChangeArrowheads="1"/>
-                    </pic:cNvPicPr>
-                  </pic:nvPicPr>
-                  <pic:blipFill>
-                    <a:blip r:embed="rId19">
-                      <a:extLst>
-                        <a:ext uri="{28A0092B-C50C-407E-A947-70E740481C1C}">
-                          <a14:useLocalDpi xmlns:a14="http://schemas.microsoft.com/office/drawing/2010/main" val="0"/>
-                        </a:ext>
-                      </a:extLst>
-                    </a:blip>
-                    <a:srcRect/>
-                    <a:stretch>
-                      <a:fillRect/>
-                    </a:stretch>
-                  </pic:blipFill>
-                  <pic:spPr bwMode="auto">
-                    <a:xfrm>
-                      <a:off x="0" y="0"/>
-                      <a:ext cx="7140575" cy="4854575"/>
-                    </a:xfrm>
-                    <a:prstGeom prst="rect">
-                      <a:avLst/>
-                    </a:prstGeom>
-                    <a:noFill/>
-                    <a:ln>
-                      <a:noFill/>
-                    </a:ln>
-                  </pic:spPr>
-                </pic:pic>
-              </a:graphicData>
-            </a:graphic>
-          </wp:inline>
-        </w:drawing>
-      </w:r>
     </w:p>
     <w:p>
       <w:r>
@@ -889,7 +725,7 @@
       <w:r>
         <w:t xml:space="preserve">Để đặt lịch khám tại viện, Quý khách vui lòng bấm số </w:t>
       </w:r>
-      <w:hyperlink r:id="rId20" w:anchor="modal-call-button')" w:history="1">
+      <w:hyperlink r:id="rId17" w:anchor="modal-call-button')" w:history="1">
         <w:r>
           <w:rPr>
             <w:rStyle w:val="Hyperlink"/>
@@ -900,7 +736,7 @@
       <w:r>
         <w:t xml:space="preserve"> hoặc đặt lịch trực tiếp </w:t>
       </w:r>
-      <w:hyperlink r:id="rId21" w:tgtFrame="_blank" w:history="1">
+      <w:hyperlink r:id="rId18" w:tgtFrame="_blank" w:history="1">
         <w:r>
           <w:rPr>
             <w:rStyle w:val="Hyperlink"/>
@@ -911,7 +747,7 @@
       <w:r>
         <w:t xml:space="preserve">. Tải và đặt lịch khám tự động trên ứng dụng </w:t>
       </w:r>
-      <w:hyperlink r:id="rId22" w:tgtFrame="_blank" w:history="1">
+      <w:hyperlink r:id="rId19" w:tgtFrame="_blank" w:history="1">
         <w:r>
           <w:rPr>
             <w:rStyle w:val="Hyperlink"/>
@@ -923,10 +759,7 @@
         <w:t xml:space="preserve"> để quản lý, theo dõi lịch và đặt hẹn mọi lúc mọi nơi ngay trên ứng dụng</w:t>
       </w:r>
     </w:p>
-    <w:p>
-      <w:bookmarkStart w:id="0" w:name="_GoBack"/>
-      <w:bookmarkEnd w:id="0"/>
-    </w:p>
+    <w:p/>
     <w:sectPr>
       <w:pgSz w:w="12240" w:h="15840"/>
       <w:pgMar w:top="1440" w:right="1440" w:bottom="1440" w:left="1440" w:header="720" w:footer="720" w:gutter="0"/>
